--- a/public/sonstige/sonstige.docx
+++ b/public/sonstige/sonstige.docx
@@ -488,33 +488,6 @@
         </w:rPr>
         <w:tab/>
       </w:r>
-    </w:p>
-    <w:p>
-      <w:pPr>
-        <w:rPr>
-          <w:rFonts w:ascii="Malgun Gothic Semilight" w:eastAsia="Malgun Gothic Semilight" w:hAnsi="Malgun Gothic Semilight" w:cs="Malgun Gothic Semilight"/>
-          <w:sz w:val="24"/>
-          <w:szCs w:val="24"/>
-        </w:rPr>
-      </w:pPr>
-    </w:p>
-    <w:p>
-      <w:pPr>
-        <w:rPr>
-          <w:rFonts w:ascii="Malgun Gothic Semilight" w:eastAsia="Malgun Gothic Semilight" w:hAnsi="Malgun Gothic Semilight" w:cs="Malgun Gothic Semilight"/>
-          <w:sz w:val="24"/>
-          <w:szCs w:val="24"/>
-        </w:rPr>
-      </w:pPr>
-    </w:p>
-    <w:p>
-      <w:pPr>
-        <w:rPr>
-          <w:rFonts w:ascii="Malgun Gothic Semilight" w:eastAsia="Malgun Gothic Semilight" w:hAnsi="Malgun Gothic Semilight" w:cs="Malgun Gothic Semilight"/>
-          <w:sz w:val="24"/>
-          <w:szCs w:val="24"/>
-        </w:rPr>
-      </w:pPr>
     </w:p>
     <w:sectPr>
       <w:headerReference w:type="even" r:id="rId6"/>
